--- a/klagomål/A 49805-2025 FSC-klagomål.docx
+++ b/klagomål/A 49805-2025 FSC-klagomål.docx
@@ -651,7 +651,7 @@
     <w:r>
       <w:tab/>
       <w:tab/>
-      <w:t>2025-10-16</w:t>
+      <w:t>2025-10-17</w:t>
       <w:br/>
       <w:br/>
     </w:r>

--- a/klagomål/A 49805-2025 FSC-klagomål.docx
+++ b/klagomål/A 49805-2025 FSC-klagomål.docx
@@ -651,7 +651,7 @@
     <w:r>
       <w:tab/>
       <w:tab/>
-      <w:t>2025-10-17</w:t>
+      <w:t>2025-10-18</w:t>
       <w:br/>
       <w:br/>
     </w:r>

--- a/klagomål/A 49805-2025 FSC-klagomål.docx
+++ b/klagomål/A 49805-2025 FSC-klagomål.docx
@@ -651,7 +651,7 @@
     <w:r>
       <w:tab/>
       <w:tab/>
-      <w:t>2025-10-18</w:t>
+      <w:t>2025-10-19</w:t>
       <w:br/>
       <w:br/>
     </w:r>

--- a/klagomål/A 49805-2025 FSC-klagomål.docx
+++ b/klagomål/A 49805-2025 FSC-klagomål.docx
@@ -651,7 +651,7 @@
     <w:r>
       <w:tab/>
       <w:tab/>
-      <w:t>2025-10-19</w:t>
+      <w:t>2025-10-20</w:t>
       <w:br/>
       <w:br/>
     </w:r>

--- a/klagomål/A 49805-2025 FSC-klagomål.docx
+++ b/klagomål/A 49805-2025 FSC-klagomål.docx
@@ -651,7 +651,7 @@
     <w:r>
       <w:tab/>
       <w:tab/>
-      <w:t>2025-10-20</w:t>
+      <w:t>2025-10-21</w:t>
       <w:br/>
       <w:br/>
     </w:r>

--- a/klagomål/A 49805-2025 FSC-klagomål.docx
+++ b/klagomål/A 49805-2025 FSC-klagomål.docx
@@ -651,7 +651,7 @@
     <w:r>
       <w:tab/>
       <w:tab/>
-      <w:t>2025-10-21</w:t>
+      <w:t>2025-10-22</w:t>
       <w:br/>
       <w:br/>
     </w:r>

--- a/klagomål/A 49805-2025 FSC-klagomål.docx
+++ b/klagomål/A 49805-2025 FSC-klagomål.docx
@@ -651,7 +651,7 @@
     <w:r>
       <w:tab/>
       <w:tab/>
-      <w:t>2025-10-22</w:t>
+      <w:t>2025-10-23</w:t>
       <w:br/>
       <w:br/>
     </w:r>

--- a/klagomål/A 49805-2025 FSC-klagomål.docx
+++ b/klagomål/A 49805-2025 FSC-klagomål.docx
@@ -651,7 +651,7 @@
     <w:r>
       <w:tab/>
       <w:tab/>
-      <w:t>2025-10-23</w:t>
+      <w:t>2025-10-24</w:t>
       <w:br/>
       <w:br/>
     </w:r>

--- a/klagomål/A 49805-2025 FSC-klagomål.docx
+++ b/klagomål/A 49805-2025 FSC-klagomål.docx
@@ -651,7 +651,7 @@
     <w:r>
       <w:tab/>
       <w:tab/>
-      <w:t>2025-10-24</w:t>
+      <w:t>2025-10-25</w:t>
       <w:br/>
       <w:br/>
     </w:r>

--- a/klagomål/A 49805-2025 FSC-klagomål.docx
+++ b/klagomål/A 49805-2025 FSC-klagomål.docx
@@ -651,7 +651,7 @@
     <w:r>
       <w:tab/>
       <w:tab/>
-      <w:t>2025-10-25</w:t>
+      <w:t>2025-10-26</w:t>
       <w:br/>
       <w:br/>
     </w:r>

--- a/klagomål/A 49805-2025 FSC-klagomål.docx
+++ b/klagomål/A 49805-2025 FSC-klagomål.docx
@@ -651,7 +651,7 @@
     <w:r>
       <w:tab/>
       <w:tab/>
-      <w:t>2025-10-26</w:t>
+      <w:t>2025-10-27</w:t>
       <w:br/>
       <w:br/>
     </w:r>

--- a/klagomål/A 49805-2025 FSC-klagomål.docx
+++ b/klagomål/A 49805-2025 FSC-klagomål.docx
@@ -651,7 +651,7 @@
     <w:r>
       <w:tab/>
       <w:tab/>
-      <w:t>2025-10-27</w:t>
+      <w:t>2025-10-28</w:t>
       <w:br/>
       <w:br/>
     </w:r>

--- a/klagomål/A 49805-2025 FSC-klagomål.docx
+++ b/klagomål/A 49805-2025 FSC-klagomål.docx
@@ -651,7 +651,7 @@
     <w:r>
       <w:tab/>
       <w:tab/>
-      <w:t>2025-10-28</w:t>
+      <w:t>2025-10-29</w:t>
       <w:br/>
       <w:br/>
     </w:r>

--- a/klagomål/A 49805-2025 FSC-klagomål.docx
+++ b/klagomål/A 49805-2025 FSC-klagomål.docx
@@ -651,7 +651,7 @@
     <w:r>
       <w:tab/>
       <w:tab/>
-      <w:t>2025-10-29</w:t>
+      <w:t>2025-10-30</w:t>
       <w:br/>
       <w:br/>
     </w:r>

--- a/klagomål/A 49805-2025 FSC-klagomål.docx
+++ b/klagomål/A 49805-2025 FSC-klagomål.docx
@@ -651,7 +651,7 @@
     <w:r>
       <w:tab/>
       <w:tab/>
-      <w:t>2025-10-30</w:t>
+      <w:t>2025-10-31</w:t>
       <w:br/>
       <w:br/>
     </w:r>

--- a/klagomål/A 49805-2025 FSC-klagomål.docx
+++ b/klagomål/A 49805-2025 FSC-klagomål.docx
@@ -651,7 +651,7 @@
     <w:r>
       <w:tab/>
       <w:tab/>
-      <w:t>2025-10-31</w:t>
+      <w:t>2025-11-01</w:t>
       <w:br/>
       <w:br/>
     </w:r>

--- a/klagomål/A 49805-2025 FSC-klagomål.docx
+++ b/klagomål/A 49805-2025 FSC-klagomål.docx
@@ -651,7 +651,7 @@
     <w:r>
       <w:tab/>
       <w:tab/>
-      <w:t>2025-11-15</w:t>
+      <w:t>2025-11-20</w:t>
       <w:br/>
       <w:br/>
     </w:r>

--- a/klagomål/A 49805-2025 FSC-klagomål.docx
+++ b/klagomål/A 49805-2025 FSC-klagomål.docx
@@ -651,7 +651,7 @@
     <w:r>
       <w:tab/>
       <w:tab/>
-      <w:t>2025-11-20</w:t>
+      <w:t>2025-11-21</w:t>
       <w:br/>
       <w:br/>
     </w:r>

--- a/klagomål/A 49805-2025 FSC-klagomål.docx
+++ b/klagomål/A 49805-2025 FSC-klagomål.docx
@@ -651,7 +651,7 @@
     <w:r>
       <w:tab/>
       <w:tab/>
-      <w:t>2025-11-21</w:t>
+      <w:t>2025-11-22</w:t>
       <w:br/>
       <w:br/>
     </w:r>

--- a/klagomål/A 49805-2025 FSC-klagomål.docx
+++ b/klagomål/A 49805-2025 FSC-klagomål.docx
@@ -651,7 +651,7 @@
     <w:r>
       <w:tab/>
       <w:tab/>
-      <w:t>2025-11-22</w:t>
+      <w:t>2025-11-23</w:t>
       <w:br/>
       <w:br/>
     </w:r>

--- a/klagomål/A 49805-2025 FSC-klagomål.docx
+++ b/klagomål/A 49805-2025 FSC-klagomål.docx
@@ -651,7 +651,7 @@
     <w:r>
       <w:tab/>
       <w:tab/>
-      <w:t>2025-11-23</w:t>
+      <w:t>2025-11-24</w:t>
       <w:br/>
       <w:br/>
     </w:r>

--- a/klagomål/A 49805-2025 FSC-klagomål.docx
+++ b/klagomål/A 49805-2025 FSC-klagomål.docx
@@ -651,7 +651,7 @@
     <w:r>
       <w:tab/>
       <w:tab/>
-      <w:t>2025-11-24</w:t>
+      <w:t>2025-11-25</w:t>
       <w:br/>
       <w:br/>
     </w:r>

--- a/klagomål/A 49805-2025 FSC-klagomål.docx
+++ b/klagomål/A 49805-2025 FSC-klagomål.docx
@@ -651,7 +651,7 @@
     <w:r>
       <w:tab/>
       <w:tab/>
-      <w:t>2025-11-25</w:t>
+      <w:t>2025-11-26</w:t>
       <w:br/>
       <w:br/>
     </w:r>

--- a/klagomål/A 49805-2025 FSC-klagomål.docx
+++ b/klagomål/A 49805-2025 FSC-klagomål.docx
@@ -651,7 +651,7 @@
     <w:r>
       <w:tab/>
       <w:tab/>
-      <w:t>2025-11-26</w:t>
+      <w:t>2025-11-27</w:t>
       <w:br/>
       <w:br/>
     </w:r>

--- a/klagomål/A 49805-2025 FSC-klagomål.docx
+++ b/klagomål/A 49805-2025 FSC-klagomål.docx
@@ -651,7 +651,7 @@
     <w:r>
       <w:tab/>
       <w:tab/>
-      <w:t>2025-11-27</w:t>
+      <w:t>2025-11-28</w:t>
       <w:br/>
       <w:br/>
     </w:r>

--- a/klagomål/A 49805-2025 FSC-klagomål.docx
+++ b/klagomål/A 49805-2025 FSC-klagomål.docx
@@ -651,7 +651,7 @@
     <w:r>
       <w:tab/>
       <w:tab/>
-      <w:t>2025-11-28</w:t>
+      <w:t>2025-11-29</w:t>
       <w:br/>
       <w:br/>
     </w:r>

--- a/klagomål/A 49805-2025 FSC-klagomål.docx
+++ b/klagomål/A 49805-2025 FSC-klagomål.docx
@@ -651,7 +651,7 @@
     <w:r>
       <w:tab/>
       <w:tab/>
-      <w:t>2025-11-29</w:t>
+      <w:t>2025-11-30</w:t>
       <w:br/>
       <w:br/>
     </w:r>

--- a/klagomål/A 49805-2025 FSC-klagomål.docx
+++ b/klagomål/A 49805-2025 FSC-klagomål.docx
@@ -651,7 +651,7 @@
     <w:r>
       <w:tab/>
       <w:tab/>
-      <w:t>2025-11-30</w:t>
+      <w:t>2025-12-01</w:t>
       <w:br/>
       <w:br/>
     </w:r>

--- a/klagomål/A 49805-2025 FSC-klagomål.docx
+++ b/klagomål/A 49805-2025 FSC-klagomål.docx
@@ -651,7 +651,7 @@
     <w:r>
       <w:tab/>
       <w:tab/>
-      <w:t>2025-12-01</w:t>
+      <w:t>2025-12-02</w:t>
       <w:br/>
       <w:br/>
     </w:r>

--- a/klagomål/A 49805-2025 FSC-klagomål.docx
+++ b/klagomål/A 49805-2025 FSC-klagomål.docx
@@ -651,7 +651,7 @@
     <w:r>
       <w:tab/>
       <w:tab/>
-      <w:t>2025-12-02</w:t>
+      <w:t>2025-12-03</w:t>
       <w:br/>
       <w:br/>
     </w:r>

--- a/klagomål/A 49805-2025 FSC-klagomål.docx
+++ b/klagomål/A 49805-2025 FSC-klagomål.docx
@@ -651,7 +651,7 @@
     <w:r>
       <w:tab/>
       <w:tab/>
-      <w:t>2025-12-03</w:t>
+      <w:t>2025-12-04</w:t>
       <w:br/>
       <w:br/>
     </w:r>

--- a/klagomål/A 49805-2025 FSC-klagomål.docx
+++ b/klagomål/A 49805-2025 FSC-klagomål.docx
@@ -651,7 +651,7 @@
     <w:r>
       <w:tab/>
       <w:tab/>
-      <w:t>2025-12-04</w:t>
+      <w:t>2025-12-05</w:t>
       <w:br/>
       <w:br/>
     </w:r>

--- a/klagomål/A 49805-2025 FSC-klagomål.docx
+++ b/klagomål/A 49805-2025 FSC-klagomål.docx
@@ -651,7 +651,7 @@
     <w:r>
       <w:tab/>
       <w:tab/>
-      <w:t>2025-12-05</w:t>
+      <w:t>2025-12-06</w:t>
       <w:br/>
       <w:br/>
     </w:r>

--- a/klagomål/A 49805-2025 FSC-klagomål.docx
+++ b/klagomål/A 49805-2025 FSC-klagomål.docx
@@ -651,7 +651,7 @@
     <w:r>
       <w:tab/>
       <w:tab/>
-      <w:t>2025-12-06</w:t>
+      <w:t>2025-12-07</w:t>
       <w:br/>
       <w:br/>
     </w:r>

--- a/klagomål/A 49805-2025 FSC-klagomål.docx
+++ b/klagomål/A 49805-2025 FSC-klagomål.docx
@@ -651,7 +651,7 @@
     <w:r>
       <w:tab/>
       <w:tab/>
-      <w:t>2025-12-07</w:t>
+      <w:t>2025-12-08</w:t>
       <w:br/>
       <w:br/>
     </w:r>

--- a/klagomål/A 49805-2025 FSC-klagomål.docx
+++ b/klagomål/A 49805-2025 FSC-klagomål.docx
@@ -651,7 +651,7 @@
     <w:r>
       <w:tab/>
       <w:tab/>
-      <w:t>2025-12-08</w:t>
+      <w:t>2025-12-09</w:t>
       <w:br/>
       <w:br/>
     </w:r>

--- a/klagomål/A 49805-2025 FSC-klagomål.docx
+++ b/klagomål/A 49805-2025 FSC-klagomål.docx
@@ -651,7 +651,7 @@
     <w:r>
       <w:tab/>
       <w:tab/>
-      <w:t>2025-12-09</w:t>
+      <w:t>2025-12-10</w:t>
       <w:br/>
       <w:br/>
     </w:r>

--- a/klagomål/A 49805-2025 FSC-klagomål.docx
+++ b/klagomål/A 49805-2025 FSC-klagomål.docx
@@ -651,7 +651,7 @@
     <w:r>
       <w:tab/>
       <w:tab/>
-      <w:t>2025-12-10</w:t>
+      <w:t>2025-12-11</w:t>
       <w:br/>
       <w:br/>
     </w:r>

--- a/klagomål/A 49805-2025 FSC-klagomål.docx
+++ b/klagomål/A 49805-2025 FSC-klagomål.docx
@@ -651,7 +651,7 @@
     <w:r>
       <w:tab/>
       <w:tab/>
-      <w:t>2025-12-11</w:t>
+      <w:t>2025-12-12</w:t>
       <w:br/>
       <w:br/>
     </w:r>

--- a/klagomål/A 49805-2025 FSC-klagomål.docx
+++ b/klagomål/A 49805-2025 FSC-klagomål.docx
@@ -651,7 +651,7 @@
     <w:r>
       <w:tab/>
       <w:tab/>
-      <w:t>2025-12-12</w:t>
+      <w:t>2025-12-13</w:t>
       <w:br/>
       <w:br/>
     </w:r>

--- a/klagomål/A 49805-2025 FSC-klagomål.docx
+++ b/klagomål/A 49805-2025 FSC-klagomål.docx
@@ -651,7 +651,7 @@
     <w:r>
       <w:tab/>
       <w:tab/>
-      <w:t>2025-12-19</w:t>
+      <w:t>2025-12-20</w:t>
       <w:br/>
       <w:br/>
     </w:r>

--- a/klagomål/A 49805-2025 FSC-klagomål.docx
+++ b/klagomål/A 49805-2025 FSC-klagomål.docx
@@ -651,7 +651,7 @@
     <w:r>
       <w:tab/>
       <w:tab/>
-      <w:t>2025-12-20</w:t>
+      <w:t>2025-12-21</w:t>
       <w:br/>
       <w:br/>
     </w:r>

--- a/klagomål/A 49805-2025 FSC-klagomål.docx
+++ b/klagomål/A 49805-2025 FSC-klagomål.docx
@@ -651,7 +651,7 @@
     <w:r>
       <w:tab/>
       <w:tab/>
-      <w:t>2025-12-21</w:t>
+      <w:t>2025-12-22</w:t>
       <w:br/>
       <w:br/>
     </w:r>

--- a/klagomål/A 49805-2025 FSC-klagomål.docx
+++ b/klagomål/A 49805-2025 FSC-klagomål.docx
@@ -651,7 +651,7 @@
     <w:r>
       <w:tab/>
       <w:tab/>
-      <w:t>2025-12-22</w:t>
+      <w:t>2025-12-26</w:t>
       <w:br/>
       <w:br/>
     </w:r>

--- a/klagomål/A 49805-2025 FSC-klagomål.docx
+++ b/klagomål/A 49805-2025 FSC-klagomål.docx
@@ -651,7 +651,7 @@
     <w:r>
       <w:tab/>
       <w:tab/>
-      <w:t>2026-01-03</w:t>
+      <w:t>2026-01-04</w:t>
       <w:br/>
       <w:br/>
     </w:r>

--- a/klagomål/A 49805-2025 FSC-klagomål.docx
+++ b/klagomål/A 49805-2025 FSC-klagomål.docx
@@ -651,7 +651,7 @@
     <w:r>
       <w:tab/>
       <w:tab/>
-      <w:t>2026-01-07</w:t>
+      <w:t>2026-01-08</w:t>
       <w:br/>
       <w:br/>
     </w:r>

--- a/klagomål/A 49805-2025 FSC-klagomål.docx
+++ b/klagomål/A 49805-2025 FSC-klagomål.docx
@@ -651,7 +651,7 @@
     <w:r>
       <w:tab/>
       <w:tab/>
-      <w:t>2026-01-08</w:t>
+      <w:t>2026-01-09</w:t>
       <w:br/>
       <w:br/>
     </w:r>

--- a/klagomål/A 49805-2025 FSC-klagomål.docx
+++ b/klagomål/A 49805-2025 FSC-klagomål.docx
@@ -651,7 +651,7 @@
     <w:r>
       <w:tab/>
       <w:tab/>
-      <w:t>2026-01-09</w:t>
+      <w:t>2026-01-10</w:t>
       <w:br/>
       <w:br/>
     </w:r>

--- a/klagomål/A 49805-2025 FSC-klagomål.docx
+++ b/klagomål/A 49805-2025 FSC-klagomål.docx
@@ -651,7 +651,7 @@
     <w:r>
       <w:tab/>
       <w:tab/>
-      <w:t>2026-01-10</w:t>
+      <w:t>2026-01-11</w:t>
       <w:br/>
       <w:br/>
     </w:r>

--- a/klagomål/A 49805-2025 FSC-klagomål.docx
+++ b/klagomål/A 49805-2025 FSC-klagomål.docx
@@ -651,7 +651,7 @@
     <w:r>
       <w:tab/>
       <w:tab/>
-      <w:t>2026-01-11</w:t>
+      <w:t>2026-01-12</w:t>
       <w:br/>
       <w:br/>
     </w:r>

--- a/klagomål/A 49805-2025 FSC-klagomål.docx
+++ b/klagomål/A 49805-2025 FSC-klagomål.docx
@@ -651,7 +651,7 @@
     <w:r>
       <w:tab/>
       <w:tab/>
-      <w:t>2026-01-12</w:t>
+      <w:t>2026-01-13</w:t>
       <w:br/>
       <w:br/>
     </w:r>

--- a/klagomål/A 49805-2025 FSC-klagomål.docx
+++ b/klagomål/A 49805-2025 FSC-klagomål.docx
@@ -651,7 +651,7 @@
     <w:r>
       <w:tab/>
       <w:tab/>
-      <w:t>2026-01-13</w:t>
+      <w:t>2026-01-14</w:t>
       <w:br/>
       <w:br/>
     </w:r>

--- a/klagomål/A 49805-2025 FSC-klagomål.docx
+++ b/klagomål/A 49805-2025 FSC-klagomål.docx
@@ -651,7 +651,7 @@
     <w:r>
       <w:tab/>
       <w:tab/>
-      <w:t>2026-01-14</w:t>
+      <w:t>2026-01-15</w:t>
       <w:br/>
       <w:br/>
     </w:r>

--- a/klagomål/A 49805-2025 FSC-klagomål.docx
+++ b/klagomål/A 49805-2025 FSC-klagomål.docx
@@ -651,7 +651,7 @@
     <w:r>
       <w:tab/>
       <w:tab/>
-      <w:t>2026-01-15</w:t>
+      <w:t>2026-01-16</w:t>
       <w:br/>
       <w:br/>
     </w:r>

--- a/klagomål/A 49805-2025 FSC-klagomål.docx
+++ b/klagomål/A 49805-2025 FSC-klagomål.docx
@@ -651,7 +651,7 @@
     <w:r>
       <w:tab/>
       <w:tab/>
-      <w:t>2026-01-16</w:t>
+      <w:t>2026-01-17</w:t>
       <w:br/>
       <w:br/>
     </w:r>

--- a/klagomål/A 49805-2025 FSC-klagomål.docx
+++ b/klagomål/A 49805-2025 FSC-klagomål.docx
@@ -651,7 +651,7 @@
     <w:r>
       <w:tab/>
       <w:tab/>
-      <w:t>2026-01-17</w:t>
+      <w:t>2026-01-18</w:t>
       <w:br/>
       <w:br/>
     </w:r>

--- a/klagomål/A 49805-2025 FSC-klagomål.docx
+++ b/klagomål/A 49805-2025 FSC-klagomål.docx
@@ -651,7 +651,7 @@
     <w:r>
       <w:tab/>
       <w:tab/>
-      <w:t>2026-01-18</w:t>
+      <w:t>2026-01-19</w:t>
       <w:br/>
       <w:br/>
     </w:r>

--- a/klagomål/A 49805-2025 FSC-klagomål.docx
+++ b/klagomål/A 49805-2025 FSC-klagomål.docx
@@ -651,7 +651,7 @@
     <w:r>
       <w:tab/>
       <w:tab/>
-      <w:t>2026-01-19</w:t>
+      <w:t>2026-01-20</w:t>
       <w:br/>
       <w:br/>
     </w:r>

--- a/klagomål/A 49805-2025 FSC-klagomål.docx
+++ b/klagomål/A 49805-2025 FSC-klagomål.docx
@@ -651,7 +651,7 @@
     <w:r>
       <w:tab/>
       <w:tab/>
-      <w:t>2026-01-20</w:t>
+      <w:t>2026-01-21</w:t>
       <w:br/>
       <w:br/>
     </w:r>

--- a/klagomål/A 49805-2025 FSC-klagomål.docx
+++ b/klagomål/A 49805-2025 FSC-klagomål.docx
@@ -651,7 +651,7 @@
     <w:r>
       <w:tab/>
       <w:tab/>
-      <w:t>2026-01-21</w:t>
+      <w:t>2026-01-23</w:t>
       <w:br/>
       <w:br/>
     </w:r>

--- a/klagomål/A 49805-2025 FSC-klagomål.docx
+++ b/klagomål/A 49805-2025 FSC-klagomål.docx
@@ -651,7 +651,7 @@
     <w:r>
       <w:tab/>
       <w:tab/>
-      <w:t>2026-01-23</w:t>
+      <w:t>2026-01-24</w:t>
       <w:br/>
       <w:br/>
     </w:r>

--- a/klagomål/A 49805-2025 FSC-klagomål.docx
+++ b/klagomål/A 49805-2025 FSC-klagomål.docx
@@ -651,7 +651,7 @@
     <w:r>
       <w:tab/>
       <w:tab/>
-      <w:t>2026-01-24</w:t>
+      <w:t>2026-01-25</w:t>
       <w:br/>
       <w:br/>
     </w:r>

--- a/klagomål/A 49805-2025 FSC-klagomål.docx
+++ b/klagomål/A 49805-2025 FSC-klagomål.docx
@@ -651,7 +651,7 @@
     <w:r>
       <w:tab/>
       <w:tab/>
-      <w:t>2026-01-25</w:t>
+      <w:t>2026-01-26</w:t>
       <w:br/>
       <w:br/>
     </w:r>

--- a/klagomål/A 49805-2025 FSC-klagomål.docx
+++ b/klagomål/A 49805-2025 FSC-klagomål.docx
@@ -651,7 +651,7 @@
     <w:r>
       <w:tab/>
       <w:tab/>
-      <w:t>2026-01-26</w:t>
+      <w:t>2026-01-27</w:t>
       <w:br/>
       <w:br/>
     </w:r>

--- a/klagomål/A 49805-2025 FSC-klagomål.docx
+++ b/klagomål/A 49805-2025 FSC-klagomål.docx
@@ -651,7 +651,7 @@
     <w:r>
       <w:tab/>
       <w:tab/>
-      <w:t>2026-01-27</w:t>
+      <w:t>2026-01-28</w:t>
       <w:br/>
       <w:br/>
     </w:r>

--- a/klagomål/A 49805-2025 FSC-klagomål.docx
+++ b/klagomål/A 49805-2025 FSC-klagomål.docx
@@ -112,7 +112,7 @@
         <w:pStyle w:val="ListBullet"/>
       </w:pPr>
       <w:r>
-        <w:t>Om ett ombud (tex Norra skog eller Mellanskog) avverkningsanmäler en skog med naturvärden motsvarande nyckelbiotops kvalité men markägaren inte är FSC certifierad, bör du skicka in ett FSC kontrollerat virke klagomål. Då ska klagomålet skickas till ombudsföretaget.</w:t>
+        <w:t>Om ett ombud (tex Norra skog eller Mellanskog) avverkningsanmäler en skog med naturvärden motsvarande nyckelbiotops kvalitet men markägaren inte är FSC certifierad, bör du skicka in ett FSC kontrollerat virke klagomål. Då ska klagomålet skickas till ombudsföretaget.</w:t>
       </w:r>
     </w:p>
     <w:p>
@@ -651,7 +651,7 @@
     <w:r>
       <w:tab/>
       <w:tab/>
-      <w:t>2026-01-28</w:t>
+      <w:t>2026-01-29</w:t>
       <w:br/>
       <w:br/>
     </w:r>

--- a/klagomål/A 49805-2025 FSC-klagomål.docx
+++ b/klagomål/A 49805-2025 FSC-klagomål.docx
@@ -651,7 +651,7 @@
     <w:r>
       <w:tab/>
       <w:tab/>
-      <w:t>2026-01-29</w:t>
+      <w:t>2026-01-30</w:t>
       <w:br/>
       <w:br/>
     </w:r>

--- a/klagomål/A 49805-2025 FSC-klagomål.docx
+++ b/klagomål/A 49805-2025 FSC-klagomål.docx
@@ -651,7 +651,7 @@
     <w:r>
       <w:tab/>
       <w:tab/>
-      <w:t>2026-01-30</w:t>
+      <w:t>2026-01-31</w:t>
       <w:br/>
       <w:br/>
     </w:r>

--- a/klagomål/A 49805-2025 FSC-klagomål.docx
+++ b/klagomål/A 49805-2025 FSC-klagomål.docx
@@ -651,7 +651,7 @@
     <w:r>
       <w:tab/>
       <w:tab/>
-      <w:t>2026-02-22</w:t>
+      <w:t>2026-02-23</w:t>
       <w:br/>
       <w:br/>
     </w:r>

--- a/klagomål/A 49805-2025 FSC-klagomål.docx
+++ b/klagomål/A 49805-2025 FSC-klagomål.docx
@@ -651,7 +651,7 @@
     <w:r>
       <w:tab/>
       <w:tab/>
-      <w:t>2026-02-23</w:t>
+      <w:t>2026-02-24</w:t>
       <w:br/>
       <w:br/>
     </w:r>

--- a/klagomål/A 49805-2025 FSC-klagomål.docx
+++ b/klagomål/A 49805-2025 FSC-klagomål.docx
@@ -651,7 +651,7 @@
     <w:r>
       <w:tab/>
       <w:tab/>
-      <w:t>2026-02-24</w:t>
+      <w:t>2026-02-25</w:t>
       <w:br/>
       <w:br/>
     </w:r>

--- a/klagomål/A 49805-2025 FSC-klagomål.docx
+++ b/klagomål/A 49805-2025 FSC-klagomål.docx
@@ -651,7 +651,7 @@
     <w:r>
       <w:tab/>
       <w:tab/>
-      <w:t>2026-02-25</w:t>
+      <w:t>2026-02-26</w:t>
       <w:br/>
       <w:br/>
     </w:r>

--- a/klagomål/A 49805-2025 FSC-klagomål.docx
+++ b/klagomål/A 49805-2025 FSC-klagomål.docx
@@ -651,7 +651,7 @@
     <w:r>
       <w:tab/>
       <w:tab/>
-      <w:t>2026-02-26</w:t>
+      <w:t>2026-02-28</w:t>
       <w:br/>
       <w:br/>
     </w:r>

--- a/klagomål/A 49805-2025 FSC-klagomål.docx
+++ b/klagomål/A 49805-2025 FSC-klagomål.docx
@@ -651,7 +651,7 @@
     <w:r>
       <w:tab/>
       <w:tab/>
-      <w:t>2026-02-28</w:t>
+      <w:t>2026-03-01</w:t>
       <w:br/>
       <w:br/>
     </w:r>

--- a/klagomål/A 49805-2025 FSC-klagomål.docx
+++ b/klagomål/A 49805-2025 FSC-klagomål.docx
@@ -651,7 +651,7 @@
     <w:r>
       <w:tab/>
       <w:tab/>
-      <w:t>2026-03-01</w:t>
+      <w:t>2026-03-02</w:t>
       <w:br/>
       <w:br/>
     </w:r>

--- a/klagomål/A 49805-2025 FSC-klagomål.docx
+++ b/klagomål/A 49805-2025 FSC-klagomål.docx
@@ -651,7 +651,7 @@
     <w:r>
       <w:tab/>
       <w:tab/>
-      <w:t>2026-03-02</w:t>
+      <w:t>2026-03-03</w:t>
       <w:br/>
       <w:br/>
     </w:r>

--- a/klagomål/A 49805-2025 FSC-klagomål.docx
+++ b/klagomål/A 49805-2025 FSC-klagomål.docx
@@ -651,7 +651,7 @@
     <w:r>
       <w:tab/>
       <w:tab/>
-      <w:t>2026-03-03</w:t>
+      <w:t>2026-03-04</w:t>
       <w:br/>
       <w:br/>
     </w:r>

--- a/klagomål/A 49805-2025 FSC-klagomål.docx
+++ b/klagomål/A 49805-2025 FSC-klagomål.docx
@@ -651,7 +651,7 @@
     <w:r>
       <w:tab/>
       <w:tab/>
-      <w:t>2026-03-04</w:t>
+      <w:t>2026-03-05</w:t>
       <w:br/>
       <w:br/>
     </w:r>

--- a/klagomål/A 49805-2025 FSC-klagomål.docx
+++ b/klagomål/A 49805-2025 FSC-klagomål.docx
@@ -651,7 +651,7 @@
     <w:r>
       <w:tab/>
       <w:tab/>
-      <w:t>2026-03-05</w:t>
+      <w:t>2026-03-06</w:t>
       <w:br/>
       <w:br/>
     </w:r>

--- a/klagomål/A 49805-2025 FSC-klagomål.docx
+++ b/klagomål/A 49805-2025 FSC-klagomål.docx
@@ -651,7 +651,7 @@
     <w:r>
       <w:tab/>
       <w:tab/>
-      <w:t>2026-03-06</w:t>
+      <w:t>2026-03-07</w:t>
       <w:br/>
       <w:br/>
     </w:r>

--- a/klagomål/A 49805-2025 FSC-klagomål.docx
+++ b/klagomål/A 49805-2025 FSC-klagomål.docx
@@ -651,7 +651,7 @@
     <w:r>
       <w:tab/>
       <w:tab/>
-      <w:t>2026-03-07</w:t>
+      <w:t>2026-03-08</w:t>
       <w:br/>
       <w:br/>
     </w:r>

--- a/klagomål/A 49805-2025 FSC-klagomål.docx
+++ b/klagomål/A 49805-2025 FSC-klagomål.docx
@@ -651,7 +651,7 @@
     <w:r>
       <w:tab/>
       <w:tab/>
-      <w:t>2026-03-08</w:t>
+      <w:t>2026-03-09</w:t>
       <w:br/>
       <w:br/>
     </w:r>

--- a/klagomål/A 49805-2025 FSC-klagomål.docx
+++ b/klagomål/A 49805-2025 FSC-klagomål.docx
@@ -651,7 +651,7 @@
     <w:r>
       <w:tab/>
       <w:tab/>
-      <w:t>2026-03-09</w:t>
+      <w:t>2026-03-10</w:t>
       <w:br/>
       <w:br/>
     </w:r>

--- a/klagomål/A 49805-2025 FSC-klagomål.docx
+++ b/klagomål/A 49805-2025 FSC-klagomål.docx
@@ -651,7 +651,7 @@
     <w:r>
       <w:tab/>
       <w:tab/>
-      <w:t>2026-03-10</w:t>
+      <w:t>2026-03-11</w:t>
       <w:br/>
       <w:br/>
     </w:r>

--- a/klagomål/A 49805-2025 FSC-klagomål.docx
+++ b/klagomål/A 49805-2025 FSC-klagomål.docx
@@ -651,7 +651,7 @@
     <w:r>
       <w:tab/>
       <w:tab/>
-      <w:t>2026-03-11</w:t>
+      <w:t>2026-03-12</w:t>
       <w:br/>
       <w:br/>
     </w:r>

--- a/klagomål/A 49805-2025 FSC-klagomål.docx
+++ b/klagomål/A 49805-2025 FSC-klagomål.docx
@@ -651,7 +651,7 @@
     <w:r>
       <w:tab/>
       <w:tab/>
-      <w:t>2026-03-12</w:t>
+      <w:t>2026-03-13</w:t>
       <w:br/>
       <w:br/>
     </w:r>

--- a/klagomål/A 49805-2025 FSC-klagomål.docx
+++ b/klagomål/A 49805-2025 FSC-klagomål.docx
@@ -651,7 +651,7 @@
     <w:r>
       <w:tab/>
       <w:tab/>
-      <w:t>2026-04-14</w:t>
+      <w:t>2026-04-15</w:t>
       <w:br/>
       <w:br/>
     </w:r>

--- a/klagomål/A 49805-2025 FSC-klagomål.docx
+++ b/klagomål/A 49805-2025 FSC-klagomål.docx
@@ -651,7 +651,7 @@
     <w:r>
       <w:tab/>
       <w:tab/>
-      <w:t>2026-04-15</w:t>
+      <w:t>2026-04-16</w:t>
       <w:br/>
       <w:br/>
     </w:r>

--- a/klagomål/A 49805-2025 FSC-klagomål.docx
+++ b/klagomål/A 49805-2025 FSC-klagomål.docx
@@ -651,7 +651,7 @@
     <w:r>
       <w:tab/>
       <w:tab/>
-      <w:t>2026-04-16</w:t>
+      <w:t>2026-04-17</w:t>
       <w:br/>
       <w:br/>
     </w:r>

--- a/klagomål/A 49805-2025 FSC-klagomål.docx
+++ b/klagomål/A 49805-2025 FSC-klagomål.docx
@@ -651,7 +651,7 @@
     <w:r>
       <w:tab/>
       <w:tab/>
-      <w:t>2026-04-17</w:t>
+      <w:t>2026-04-18</w:t>
       <w:br/>
       <w:br/>
     </w:r>

--- a/klagomål/A 49805-2025 FSC-klagomål.docx
+++ b/klagomål/A 49805-2025 FSC-klagomål.docx
@@ -651,7 +651,7 @@
     <w:r>
       <w:tab/>
       <w:tab/>
-      <w:t>2026-04-18</w:t>
+      <w:t>2026-04-19</w:t>
       <w:br/>
       <w:br/>
     </w:r>

--- a/klagomål/A 49805-2025 FSC-klagomål.docx
+++ b/klagomål/A 49805-2025 FSC-klagomål.docx
@@ -651,7 +651,7 @@
     <w:r>
       <w:tab/>
       <w:tab/>
-      <w:t>2026-04-19</w:t>
+      <w:t>2026-04-20</w:t>
       <w:br/>
       <w:br/>
     </w:r>

--- a/klagomål/A 49805-2025 FSC-klagomål.docx
+++ b/klagomål/A 49805-2025 FSC-klagomål.docx
@@ -651,7 +651,7 @@
     <w:r>
       <w:tab/>
       <w:tab/>
-      <w:t>2026-04-20</w:t>
+      <w:t>2026-04-21</w:t>
       <w:br/>
       <w:br/>
     </w:r>

--- a/klagomål/A 49805-2025 FSC-klagomål.docx
+++ b/klagomål/A 49805-2025 FSC-klagomål.docx
@@ -651,7 +651,7 @@
     <w:r>
       <w:tab/>
       <w:tab/>
-      <w:t>2026-04-21</w:t>
+      <w:t>2026-04-22</w:t>
       <w:br/>
       <w:br/>
     </w:r>

--- a/klagomål/A 49805-2025 FSC-klagomål.docx
+++ b/klagomål/A 49805-2025 FSC-klagomål.docx
@@ -651,7 +651,7 @@
     <w:r>
       <w:tab/>
       <w:tab/>
-      <w:t>2026-04-22</w:t>
+      <w:t>2026-04-23</w:t>
       <w:br/>
       <w:br/>
     </w:r>

--- a/klagomål/A 49805-2025 FSC-klagomål.docx
+++ b/klagomål/A 49805-2025 FSC-klagomål.docx
@@ -651,7 +651,7 @@
     <w:r>
       <w:tab/>
       <w:tab/>
-      <w:t>2026-04-23</w:t>
+      <w:t>2026-04-24</w:t>
       <w:br/>
       <w:br/>
     </w:r>

--- a/klagomål/A 49805-2025 FSC-klagomål.docx
+++ b/klagomål/A 49805-2025 FSC-klagomål.docx
@@ -651,7 +651,7 @@
     <w:r>
       <w:tab/>
       <w:tab/>
-      <w:t>2026-04-24</w:t>
+      <w:t>2026-04-25</w:t>
       <w:br/>
       <w:br/>
     </w:r>

--- a/klagomål/A 49805-2025 FSC-klagomål.docx
+++ b/klagomål/A 49805-2025 FSC-klagomål.docx
@@ -651,7 +651,7 @@
     <w:r>
       <w:tab/>
       <w:tab/>
-      <w:t>2026-04-25</w:t>
+      <w:t>2026-04-26</w:t>
       <w:br/>
       <w:br/>
     </w:r>

--- a/klagomål/A 49805-2025 FSC-klagomål.docx
+++ b/klagomål/A 49805-2025 FSC-klagomål.docx
@@ -651,7 +651,7 @@
     <w:r>
       <w:tab/>
       <w:tab/>
-      <w:t>2026-04-26</w:t>
+      <w:t>2026-04-27</w:t>
       <w:br/>
       <w:br/>
     </w:r>

--- a/klagomål/A 49805-2025 FSC-klagomål.docx
+++ b/klagomål/A 49805-2025 FSC-klagomål.docx
@@ -651,7 +651,7 @@
     <w:r>
       <w:tab/>
       <w:tab/>
-      <w:t>2026-04-27</w:t>
+      <w:t>2026-04-28</w:t>
       <w:br/>
       <w:br/>
     </w:r>

--- a/klagomål/A 49805-2025 FSC-klagomål.docx
+++ b/klagomål/A 49805-2025 FSC-klagomål.docx
@@ -651,7 +651,7 @@
     <w:r>
       <w:tab/>
       <w:tab/>
-      <w:t>2026-04-28</w:t>
+      <w:t>2026-04-29</w:t>
       <w:br/>
       <w:br/>
     </w:r>

--- a/klagomål/A 49805-2025 FSC-klagomål.docx
+++ b/klagomål/A 49805-2025 FSC-klagomål.docx
@@ -651,7 +651,7 @@
     <w:r>
       <w:tab/>
       <w:tab/>
-      <w:t>2026-04-29</w:t>
+      <w:t>2026-04-30</w:t>
       <w:br/>
       <w:br/>
     </w:r>

--- a/klagomål/A 49805-2025 FSC-klagomål.docx
+++ b/klagomål/A 49805-2025 FSC-klagomål.docx
@@ -651,7 +651,7 @@
     <w:r>
       <w:tab/>
       <w:tab/>
-      <w:t>2026-04-30</w:t>
+      <w:t>2026-05-01</w:t>
       <w:br/>
       <w:br/>
     </w:r>

--- a/klagomål/A 49805-2025 FSC-klagomål.docx
+++ b/klagomål/A 49805-2025 FSC-klagomål.docx
@@ -651,7 +651,7 @@
     <w:r>
       <w:tab/>
       <w:tab/>
-      <w:t>2026-05-01</w:t>
+      <w:t>2026-05-02</w:t>
       <w:br/>
       <w:br/>
     </w:r>

--- a/klagomål/A 49805-2025 FSC-klagomål.docx
+++ b/klagomål/A 49805-2025 FSC-klagomål.docx
@@ -651,7 +651,7 @@
     <w:r>
       <w:tab/>
       <w:tab/>
-      <w:t>2026-05-02</w:t>
+      <w:t>2026-05-03</w:t>
       <w:br/>
       <w:br/>
     </w:r>

--- a/klagomål/A 49805-2025 FSC-klagomål.docx
+++ b/klagomål/A 49805-2025 FSC-klagomål.docx
@@ -651,7 +651,7 @@
     <w:r>
       <w:tab/>
       <w:tab/>
-      <w:t>2026-05-03</w:t>
+      <w:t>2026-05-04</w:t>
       <w:br/>
       <w:br/>
     </w:r>

--- a/klagomål/A 49805-2025 FSC-klagomål.docx
+++ b/klagomål/A 49805-2025 FSC-klagomål.docx
@@ -651,7 +651,7 @@
     <w:r>
       <w:tab/>
       <w:tab/>
-      <w:t>2026-05-04</w:t>
+      <w:t>2026-05-05</w:t>
       <w:br/>
       <w:br/>
     </w:r>

--- a/klagomål/A 49805-2025 FSC-klagomål.docx
+++ b/klagomål/A 49805-2025 FSC-klagomål.docx
@@ -651,7 +651,7 @@
     <w:r>
       <w:tab/>
       <w:tab/>
-      <w:t>2026-05-05</w:t>
+      <w:t>2026-05-06</w:t>
       <w:br/>
       <w:br/>
     </w:r>

--- a/klagomål/A 49805-2025 FSC-klagomål.docx
+++ b/klagomål/A 49805-2025 FSC-klagomål.docx
@@ -651,7 +651,7 @@
     <w:r>
       <w:tab/>
       <w:tab/>
-      <w:t>2026-05-16</w:t>
+      <w:t>2026-05-17</w:t>
       <w:br/>
       <w:br/>
     </w:r>

--- a/klagomål/A 49805-2025 FSC-klagomål.docx
+++ b/klagomål/A 49805-2025 FSC-klagomål.docx
@@ -651,7 +651,7 @@
     <w:r>
       <w:tab/>
       <w:tab/>
-      <w:t>2026-05-17</w:t>
+      <w:t>2026-05-18</w:t>
       <w:br/>
       <w:br/>
     </w:r>

--- a/klagomål/A 49805-2025 FSC-klagomål.docx
+++ b/klagomål/A 49805-2025 FSC-klagomål.docx
@@ -651,7 +651,7 @@
     <w:r>
       <w:tab/>
       <w:tab/>
-      <w:t>2026-05-18</w:t>
+      <w:t>2026-05-19</w:t>
       <w:br/>
       <w:br/>
     </w:r>

--- a/klagomål/A 49805-2025 FSC-klagomål.docx
+++ b/klagomål/A 49805-2025 FSC-klagomål.docx
@@ -651,7 +651,7 @@
     <w:r>
       <w:tab/>
       <w:tab/>
-      <w:t>2026-05-19</w:t>
+      <w:t>2026-05-20</w:t>
       <w:br/>
       <w:br/>
     </w:r>
